--- a/api/_docrh/modelos/comunicado-rescisao-antecipada-experiencia.docx
+++ b/api/_docrh/modelos/comunicado-rescisao-antecipada-experiencia.docx
@@ -564,7 +564,7 @@
           <w:szCs w:val="22"/>
           <w:highlight w:val="yellow"/>
         </w:rPr>
-        <w:t>(.../.../....)</w:t>
+        <w:t>{{DATA_COMPARECIMENTO_CTPS}}</w:t>
       </w:r>
       <w:r>
         <w:rPr>
